--- a/klagomål/A 57843-2024 FSC-klagomål.docx
+++ b/klagomål/A 57843-2024 FSC-klagomål.docx
@@ -1153,7 +1153,7 @@
     <w:r>
       <w:tab/>
       <w:tab/>
-      <w:t>2026-09-14</w:t>
+      <w:t>2026-09-15</w:t>
       <w:br/>
       <w:br/>
     </w:r>

--- a/klagomål/A 57843-2024 FSC-klagomål.docx
+++ b/klagomål/A 57843-2024 FSC-klagomål.docx
@@ -1153,7 +1153,7 @@
     <w:r>
       <w:tab/>
       <w:tab/>
-      <w:t>2026-09-15</w:t>
+      <w:t>2026-09-16</w:t>
       <w:br/>
       <w:br/>
     </w:r>

--- a/klagomål/A 57843-2024 FSC-klagomål.docx
+++ b/klagomål/A 57843-2024 FSC-klagomål.docx
@@ -1153,7 +1153,7 @@
     <w:r>
       <w:tab/>
       <w:tab/>
-      <w:t>2026-09-16</w:t>
+      <w:t>2026-09-17</w:t>
       <w:br/>
       <w:br/>
     </w:r>

--- a/klagomål/A 57843-2024 FSC-klagomål.docx
+++ b/klagomål/A 57843-2024 FSC-klagomål.docx
@@ -1153,7 +1153,7 @@
     <w:r>
       <w:tab/>
       <w:tab/>
-      <w:t>2026-09-17</w:t>
+      <w:t>2026-09-18</w:t>
       <w:br/>
       <w:br/>
     </w:r>

--- a/klagomål/A 57843-2024 FSC-klagomål.docx
+++ b/klagomål/A 57843-2024 FSC-klagomål.docx
@@ -1153,7 +1153,7 @@
     <w:r>
       <w:tab/>
       <w:tab/>
-      <w:t>2026-09-18</w:t>
+      <w:t>2026-09-19</w:t>
       <w:br/>
       <w:br/>
     </w:r>

--- a/klagomål/A 57843-2024 FSC-klagomål.docx
+++ b/klagomål/A 57843-2024 FSC-klagomål.docx
@@ -1153,7 +1153,7 @@
     <w:r>
       <w:tab/>
       <w:tab/>
-      <w:t>2026-09-19</w:t>
+      <w:t>2026-09-21</w:t>
       <w:br/>
       <w:br/>
     </w:r>

--- a/klagomål/A 57843-2024 FSC-klagomål.docx
+++ b/klagomål/A 57843-2024 FSC-klagomål.docx
@@ -1153,7 +1153,7 @@
     <w:r>
       <w:tab/>
       <w:tab/>
-      <w:t>2026-09-21</w:t>
+      <w:t>2026-09-23</w:t>
       <w:br/>
       <w:br/>
     </w:r>

--- a/klagomål/A 57843-2024 FSC-klagomål.docx
+++ b/klagomål/A 57843-2024 FSC-klagomål.docx
@@ -1153,7 +1153,7 @@
     <w:r>
       <w:tab/>
       <w:tab/>
-      <w:t>2026-09-23</w:t>
+      <w:t>2026-09-24</w:t>
       <w:br/>
       <w:br/>
     </w:r>

--- a/klagomål/A 57843-2024 FSC-klagomål.docx
+++ b/klagomål/A 57843-2024 FSC-klagomål.docx
@@ -1153,7 +1153,7 @@
     <w:r>
       <w:tab/>
       <w:tab/>
-      <w:t>2026-09-24</w:t>
+      <w:t>2026-09-25</w:t>
       <w:br/>
       <w:br/>
     </w:r>

--- a/klagomål/A 57843-2024 FSC-klagomål.docx
+++ b/klagomål/A 57843-2024 FSC-klagomål.docx
@@ -1153,7 +1153,7 @@
     <w:r>
       <w:tab/>
       <w:tab/>
-      <w:t>2026-09-25</w:t>
+      <w:t>2026-09-26</w:t>
       <w:br/>
       <w:br/>
     </w:r>

--- a/klagomål/A 57843-2024 FSC-klagomål.docx
+++ b/klagomål/A 57843-2024 FSC-klagomål.docx
@@ -1153,7 +1153,7 @@
     <w:r>
       <w:tab/>
       <w:tab/>
-      <w:t>2026-09-26</w:t>
+      <w:t>2026-09-27</w:t>
       <w:br/>
       <w:br/>
     </w:r>

--- a/klagomål/A 57843-2024 FSC-klagomål.docx
+++ b/klagomål/A 57843-2024 FSC-klagomål.docx
@@ -1153,7 +1153,7 @@
     <w:r>
       <w:tab/>
       <w:tab/>
-      <w:t>2026-09-27</w:t>
+      <w:t>2026-09-28</w:t>
       <w:br/>
       <w:br/>
     </w:r>

--- a/klagomål/A 57843-2024 FSC-klagomål.docx
+++ b/klagomål/A 57843-2024 FSC-klagomål.docx
@@ -1153,7 +1153,7 @@
     <w:r>
       <w:tab/>
       <w:tab/>
-      <w:t>2026-09-28</w:t>
+      <w:t>2026-09-29</w:t>
       <w:br/>
       <w:br/>
     </w:r>

--- a/klagomål/A 57843-2024 FSC-klagomål.docx
+++ b/klagomål/A 57843-2024 FSC-klagomål.docx
@@ -1153,7 +1153,7 @@
     <w:r>
       <w:tab/>
       <w:tab/>
-      <w:t>2026-09-29</w:t>
+      <w:t>2026-09-30</w:t>
       <w:br/>
       <w:br/>
     </w:r>

--- a/klagomål/A 57843-2024 FSC-klagomål.docx
+++ b/klagomål/A 57843-2024 FSC-klagomål.docx
@@ -1153,7 +1153,7 @@
     <w:r>
       <w:tab/>
       <w:tab/>
-      <w:t>2026-09-30</w:t>
+      <w:t>2026-10-01</w:t>
       <w:br/>
       <w:br/>
     </w:r>

--- a/klagomål/A 57843-2024 FSC-klagomål.docx
+++ b/klagomål/A 57843-2024 FSC-klagomål.docx
@@ -1153,7 +1153,7 @@
     <w:r>
       <w:tab/>
       <w:tab/>
-      <w:t>2026-10-01</w:t>
+      <w:t>2026-10-02</w:t>
       <w:br/>
       <w:br/>
     </w:r>

--- a/klagomål/A 57843-2024 FSC-klagomål.docx
+++ b/klagomål/A 57843-2024 FSC-klagomål.docx
@@ -1153,7 +1153,7 @@
     <w:r>
       <w:tab/>
       <w:tab/>
-      <w:t>2026-10-02</w:t>
+      <w:t>2026-10-03</w:t>
       <w:br/>
       <w:br/>
     </w:r>

--- a/klagomål/A 57843-2024 FSC-klagomål.docx
+++ b/klagomål/A 57843-2024 FSC-klagomål.docx
@@ -1153,7 +1153,7 @@
     <w:r>
       <w:tab/>
       <w:tab/>
-      <w:t>2026-10-03</w:t>
+      <w:t>2026-10-04</w:t>
       <w:br/>
       <w:br/>
     </w:r>

--- a/klagomål/A 57843-2024 FSC-klagomål.docx
+++ b/klagomål/A 57843-2024 FSC-klagomål.docx
@@ -178,7 +178,7 @@
       <w:r>
         <w:drawing>
           <wp:inline xmlns:a="http://schemas.openxmlformats.org/drawingml/2006/main" xmlns:pic="http://schemas.openxmlformats.org/drawingml/2006/picture">
-            <wp:extent cx="4514289" cy="5724000"/>
+            <wp:extent cx="4827043" cy="5724000"/>
             <wp:docPr id="1" name="Picture 1"/>
             <wp:cNvGraphicFramePr>
               <a:graphicFrameLocks noChangeAspect="1"/>
@@ -199,7 +199,7 @@
                   <pic:spPr>
                     <a:xfrm>
                       <a:off x="0" y="0"/>
-                      <a:ext cx="4514289" cy="5724000"/>
+                      <a:ext cx="4827043" cy="5724000"/>
                     </a:xfrm>
                     <a:prstGeom prst="rect"/>
                   </pic:spPr>
@@ -221,7 +221,7 @@
     </w:p>
     <w:p>
       <w:r>
-        <w:t>I avverkningsanmälan finns fynd av 9 naturvårdsarter, varav 3 är rödlistade, 3 är fridlysta, 7 är typiska (T) och 3 är signalarter (S): garnlav (VU, T), lunglav (NT, T), skrovellav (NT, T), bårdlav (S, T), luddlav (S, T), stuplav (S, T), tjäder (T, §4), fläcknycklar (§8) och revlummer (§9). Se Figur 1.</w:t>
+        <w:t>I avverkningsanmälan finns fynd av 11 naturvårdsarter, varav 4 är rödlistade, 3 är fridlysta, 9 är typiska (T) och 4 är signalarter (S): garnlav (VU, T), gammelgransskål (NT, T), lunglav (NT, T), skrovellav (NT, T), barkkornlav (S, T), bårdlav (S, T), luddlav (S, T), stuplav (S, T), tjäder (T, §4), fläcknycklar (§8) och revlummer (§9). Se Figur 1.</w:t>
       </w:r>
     </w:p>
     <w:p>
@@ -281,6 +281,26 @@
         <w:rPr>
           <w:b/>
         </w:rPr>
+        <w:t>Gammelgransskål (NT)</w:t>
+      </w:r>
+      <w:r>
+        <w:t xml:space="preserve"> är en liten skålsvamp som växer på gamla granar med skrovlig bark. Typiska växtplatser är gransumpskog i myrkanter, bäckdråg, bäckraviner och skuggiga bergssluttningar, men också skog på torrare mark kan hysa arten om beståndet har stark naturskogskaraktär. Bestånd med arten bör behandlas som nyckelbiotoper och sparas vid en slutavverkning. Även gallring bör undvikas. Gammelgransskål är typisk art för </w:t>
+      </w:r>
+      <w:r>
+        <w:rPr>
+          <w:i/>
+        </w:rPr>
+        <w:t>9010 Taiga</w:t>
+      </w:r>
+      <w:r>
+        <w:t xml:space="preserve"> (SLU Artdatabanken, 2024; Nitare &amp; Skogsstyrelsen, 2019).</w:t>
+      </w:r>
+    </w:p>
+    <w:p>
+      <w:r>
+        <w:rPr>
+          <w:b/>
+        </w:rPr>
         <w:t>Lunglav (NT)</w:t>
       </w:r>
       <w:r>
@@ -377,6 +397,26 @@
       </w:r>
       <w:r>
         <w:t xml:space="preserve"> (SLU Artdatabanken, 2026; Nitare &amp; Skogsstyrelsen, 2019).</w:t>
+      </w:r>
+    </w:p>
+    <w:p>
+      <w:r>
+        <w:rPr>
+          <w:b/>
+        </w:rPr>
+        <w:t>Barkkornlav</w:t>
+      </w:r>
+      <w:r>
+        <w:t xml:space="preserve"> växer på bark av bl.a. gran, ek, al, asp, rönn, sälg och en i ädellövskogar, granskogar, barr- och lövblandskogar med hög luftfuktighet. Barkkornlav är typisk art för </w:t>
+      </w:r>
+      <w:r>
+        <w:rPr>
+          <w:i/>
+        </w:rPr>
+        <w:t>9190 Näringsfattig ekskog</w:t>
+      </w:r>
+      <w:r>
+        <w:t xml:space="preserve"> (SLU Artdatabanken, 2025).</w:t>
       </w:r>
     </w:p>
     <w:p>
@@ -655,7 +695,7 @@
         <w:rPr>
           <w:i/>
         </w:rPr>
-        <w:t>I det avverkningsanmälda skogsområdet har 9 naturvårdsarter varav 3 rödlistade arter sina livsmiljöer och växtplatser.</w:t>
+        <w:t>I det avverkningsanmälda skogsområdet har 11 naturvårdsarter varav 4 rödlistade arter sina livsmiljöer och växtplatser.</w:t>
       </w:r>
     </w:p>
     <w:p>
@@ -1153,7 +1193,7 @@
     <w:r>
       <w:tab/>
       <w:tab/>
-      <w:t>2026-10-04</w:t>
+      <w:t>2026-10-05</w:t>
       <w:br/>
       <w:br/>
     </w:r>

--- a/klagomål/A 57843-2024 FSC-klagomål.docx
+++ b/klagomål/A 57843-2024 FSC-klagomål.docx
@@ -1193,7 +1193,7 @@
     <w:r>
       <w:tab/>
       <w:tab/>
-      <w:t>2026-10-05</w:t>
+      <w:t>2026-10-06</w:t>
       <w:br/>
       <w:br/>
     </w:r>

--- a/klagomål/A 57843-2024 FSC-klagomål.docx
+++ b/klagomål/A 57843-2024 FSC-klagomål.docx
@@ -1193,7 +1193,7 @@
     <w:r>
       <w:tab/>
       <w:tab/>
-      <w:t>2026-10-06</w:t>
+      <w:t>2026-10-07</w:t>
       <w:br/>
       <w:br/>
     </w:r>

--- a/klagomål/A 57843-2024 FSC-klagomål.docx
+++ b/klagomål/A 57843-2024 FSC-klagomål.docx
@@ -1193,7 +1193,7 @@
     <w:r>
       <w:tab/>
       <w:tab/>
-      <w:t>2026-10-07</w:t>
+      <w:t>2026-10-08</w:t>
       <w:br/>
       <w:br/>
     </w:r>

--- a/klagomål/A 57843-2024 FSC-klagomål.docx
+++ b/klagomål/A 57843-2024 FSC-klagomål.docx
@@ -1193,7 +1193,7 @@
     <w:r>
       <w:tab/>
       <w:tab/>
-      <w:t>2026-10-08</w:t>
+      <w:t>2026-10-09</w:t>
       <w:br/>
       <w:br/>
     </w:r>

--- a/klagomål/A 57843-2024 FSC-klagomål.docx
+++ b/klagomål/A 57843-2024 FSC-klagomål.docx
@@ -1193,7 +1193,7 @@
     <w:r>
       <w:tab/>
       <w:tab/>
-      <w:t>2026-10-09</w:t>
+      <w:t>2026-10-10</w:t>
       <w:br/>
       <w:br/>
     </w:r>

--- a/klagomål/A 57843-2024 FSC-klagomål.docx
+++ b/klagomål/A 57843-2024 FSC-klagomål.docx
@@ -1193,7 +1193,7 @@
     <w:r>
       <w:tab/>
       <w:tab/>
-      <w:t>2026-10-10</w:t>
+      <w:t>2026-10-11</w:t>
       <w:br/>
       <w:br/>
     </w:r>

--- a/klagomål/A 57843-2024 FSC-klagomål.docx
+++ b/klagomål/A 57843-2024 FSC-klagomål.docx
@@ -1193,7 +1193,7 @@
     <w:r>
       <w:tab/>
       <w:tab/>
-      <w:t>2026-10-11</w:t>
+      <w:t>2026-10-12</w:t>
       <w:br/>
       <w:br/>
     </w:r>

--- a/klagomål/A 57843-2024 FSC-klagomål.docx
+++ b/klagomål/A 57843-2024 FSC-klagomål.docx
@@ -1193,7 +1193,7 @@
     <w:r>
       <w:tab/>
       <w:tab/>
-      <w:t>2026-10-12</w:t>
+      <w:t>2026-10-13</w:t>
       <w:br/>
       <w:br/>
     </w:r>

--- a/klagomål/A 57843-2024 FSC-klagomål.docx
+++ b/klagomål/A 57843-2024 FSC-klagomål.docx
@@ -1193,7 +1193,7 @@
     <w:r>
       <w:tab/>
       <w:tab/>
-      <w:t>2026-10-13</w:t>
+      <w:t>2026-10-14</w:t>
       <w:br/>
       <w:br/>
     </w:r>

--- a/klagomål/A 57843-2024 FSC-klagomål.docx
+++ b/klagomål/A 57843-2024 FSC-klagomål.docx
@@ -1193,7 +1193,7 @@
     <w:r>
       <w:tab/>
       <w:tab/>
-      <w:t>2026-10-14</w:t>
+      <w:t>2026-10-15</w:t>
       <w:br/>
       <w:br/>
     </w:r>

--- a/klagomål/A 57843-2024 FSC-klagomål.docx
+++ b/klagomål/A 57843-2024 FSC-klagomål.docx
@@ -1193,7 +1193,7 @@
     <w:r>
       <w:tab/>
       <w:tab/>
-      <w:t>2026-10-15</w:t>
+      <w:t>2026-10-16</w:t>
       <w:br/>
       <w:br/>
     </w:r>

--- a/klagomål/A 57843-2024 FSC-klagomål.docx
+++ b/klagomål/A 57843-2024 FSC-klagomål.docx
@@ -1193,7 +1193,7 @@
     <w:r>
       <w:tab/>
       <w:tab/>
-      <w:t>2026-10-16</w:t>
+      <w:t>2026-10-17</w:t>
       <w:br/>
       <w:br/>
     </w:r>

--- a/klagomål/A 57843-2024 FSC-klagomål.docx
+++ b/klagomål/A 57843-2024 FSC-klagomål.docx
@@ -1193,7 +1193,7 @@
     <w:r>
       <w:tab/>
       <w:tab/>
-      <w:t>2026-10-17</w:t>
+      <w:t>2026-10-18</w:t>
       <w:br/>
       <w:br/>
     </w:r>

--- a/klagomål/A 57843-2024 FSC-klagomål.docx
+++ b/klagomål/A 57843-2024 FSC-klagomål.docx
@@ -1193,7 +1193,7 @@
     <w:r>
       <w:tab/>
       <w:tab/>
-      <w:t>2026-10-18</w:t>
+      <w:t>2026-10-19</w:t>
       <w:br/>
       <w:br/>
     </w:r>

--- a/klagomål/A 57843-2024 FSC-klagomål.docx
+++ b/klagomål/A 57843-2024 FSC-klagomål.docx
@@ -1193,7 +1193,7 @@
     <w:r>
       <w:tab/>
       <w:tab/>
-      <w:t>2026-10-19</w:t>
+      <w:t>2026-10-20</w:t>
       <w:br/>
       <w:br/>
     </w:r>

--- a/klagomål/A 57843-2024 FSC-klagomål.docx
+++ b/klagomål/A 57843-2024 FSC-klagomål.docx
@@ -1193,7 +1193,7 @@
     <w:r>
       <w:tab/>
       <w:tab/>
-      <w:t>2026-10-20</w:t>
+      <w:t>2026-10-21</w:t>
       <w:br/>
       <w:br/>
     </w:r>

--- a/klagomål/A 57843-2024 FSC-klagomål.docx
+++ b/klagomål/A 57843-2024 FSC-klagomål.docx
@@ -1193,7 +1193,7 @@
     <w:r>
       <w:tab/>
       <w:tab/>
-      <w:t>2026-10-21</w:t>
+      <w:t>2026-10-22</w:t>
       <w:br/>
       <w:br/>
     </w:r>

--- a/klagomål/A 57843-2024 FSC-klagomål.docx
+++ b/klagomål/A 57843-2024 FSC-klagomål.docx
@@ -1193,7 +1193,7 @@
     <w:r>
       <w:tab/>
       <w:tab/>
-      <w:t>2026-10-22</w:t>
+      <w:t>2026-10-23</w:t>
       <w:br/>
       <w:br/>
     </w:r>

--- a/klagomål/A 57843-2024 FSC-klagomål.docx
+++ b/klagomål/A 57843-2024 FSC-klagomål.docx
@@ -1193,7 +1193,7 @@
     <w:r>
       <w:tab/>
       <w:tab/>
-      <w:t>2026-10-23</w:t>
+      <w:t>2026-10-24</w:t>
       <w:br/>
       <w:br/>
     </w:r>

--- a/klagomål/A 57843-2024 FSC-klagomål.docx
+++ b/klagomål/A 57843-2024 FSC-klagomål.docx
@@ -1193,7 +1193,7 @@
     <w:r>
       <w:tab/>
       <w:tab/>
-      <w:t>2026-10-24</w:t>
+      <w:t>2026-10-25</w:t>
       <w:br/>
       <w:br/>
     </w:r>

--- a/klagomål/A 57843-2024 FSC-klagomål.docx
+++ b/klagomål/A 57843-2024 FSC-klagomål.docx
@@ -1193,7 +1193,7 @@
     <w:r>
       <w:tab/>
       <w:tab/>
-      <w:t>2026-10-25</w:t>
+      <w:t>2026-10-26</w:t>
       <w:br/>
       <w:br/>
     </w:r>

--- a/klagomål/A 57843-2024 FSC-klagomål.docx
+++ b/klagomål/A 57843-2024 FSC-klagomål.docx
@@ -1193,7 +1193,7 @@
     <w:r>
       <w:tab/>
       <w:tab/>
-      <w:t>2026-10-26</w:t>
+      <w:t>2026-10-27</w:t>
       <w:br/>
       <w:br/>
     </w:r>

--- a/klagomål/A 57843-2024 FSC-klagomål.docx
+++ b/klagomål/A 57843-2024 FSC-klagomål.docx
@@ -1193,7 +1193,7 @@
     <w:r>
       <w:tab/>
       <w:tab/>
-      <w:t>2026-10-27</w:t>
+      <w:t>2026-10-28</w:t>
       <w:br/>
       <w:br/>
     </w:r>

--- a/klagomål/A 57843-2024 FSC-klagomål.docx
+++ b/klagomål/A 57843-2024 FSC-klagomål.docx
@@ -1193,7 +1193,7 @@
     <w:r>
       <w:tab/>
       <w:tab/>
-      <w:t>2026-10-28</w:t>
+      <w:t>2026-10-29</w:t>
       <w:br/>
       <w:br/>
     </w:r>

--- a/klagomål/A 57843-2024 FSC-klagomål.docx
+++ b/klagomål/A 57843-2024 FSC-klagomål.docx
@@ -1193,7 +1193,7 @@
     <w:r>
       <w:tab/>
       <w:tab/>
-      <w:t>2026-10-29</w:t>
+      <w:t>2026-10-31</w:t>
       <w:br/>
       <w:br/>
     </w:r>
